--- a/17 18 20/04_SQL/raw/3) Ethans DDL.docx
+++ b/17 18 20/04_SQL/raw/3) Ethans DDL.docx
@@ -135,7 +135,31 @@
           <w:lang w:val="en-US"/>
         </w:rPr>
         <w:tab/>
-        <w:t>MODIRY</w:t>
+        <w:t>MODI</w:t>
+      </w:r>
+      <w:r>
+        <w:rPr>
+          <w:rFonts w:ascii="Courier New" w:hAnsi="Courier New" w:cs="Courier New"/>
+          <w:b/>
+          <w:bCs/>
+          <w:color w:val="0070C0"/>
+          <w:sz w:val="24"/>
+          <w:szCs w:val="24"/>
+          <w:lang w:val="en-US"/>
+        </w:rPr>
+        <w:t>F</w:t>
+      </w:r>
+      <w:r>
+        <w:rPr>
+          <w:rFonts w:ascii="Courier New" w:hAnsi="Courier New" w:cs="Courier New"/>
+          <w:b/>
+          <w:bCs/>
+          <w:color w:val="0070C0"/>
+          <w:sz w:val="24"/>
+          <w:szCs w:val="24"/>
+          <w:lang w:val="en-US"/>
+        </w:rPr>
+        <w:t>Y</w:t>
       </w:r>
     </w:p>
     <w:p>
@@ -572,6 +596,8 @@
         </w:rPr>
         <w:t>(5, 'David');</w:t>
       </w:r>
+      <w:bookmarkStart w:id="0" w:name="_GoBack"/>
+      <w:bookmarkEnd w:id="0"/>
     </w:p>
     <w:p>
       <w:pPr>
@@ -930,8 +956,6 @@
           <w:szCs w:val="24"/>
         </w:rPr>
       </w:pPr>
-      <w:bookmarkStart w:id="0" w:name="_GoBack"/>
-      <w:bookmarkEnd w:id="0"/>
     </w:p>
     <w:p>
       <w:pPr>
